--- a/en/scientists/CV/Word/Akbarov_Kamal_CV_EN.docx
+++ b/en/scientists/CV/Word/Akbarov_Kamal_CV_EN.docx
@@ -788,7 +788,7 @@
                 <w:sz w:val="21"/>
                 <w:szCs w:val="21"/>
               </w:rPr>
-              <w:t>Radiation oncology. Thesis topics named in the CV: enhancement of radiation therapy for cervical cancer using personalized polyradiosensitization and interstitial adaptive brachytherapy; optimization of concurrent chemoradiotherapy for locally advanced uterine cervical cancer</w:t>
+              <w:t>Radiation oncology. Thesis topics: enhancement of radiation therapy for cervical cancer using personalized polyradiosensitization and interstitial adaptive brachytherapy; optimization of concurrent chemoradiotherapy for locally advanced uterine cervical cancer</w:t>
             </w:r>
           </w:p>
         </w:tc>
